--- a/how to load on premise sql data table to azure.docx
+++ b/how to load on premise sql data table to azure.docx
@@ -45,31 +45,7 @@
           <w:szCs w:val="24"/>
           <w:lang w:eastAsia="en-IN"/>
         </w:rPr>
-        <w:t>On-</w:t>
-      </w:r>
-      <w:proofErr w:type="spellStart"/>
-      <w:r>
-        <w:rPr>
-          <w:rFonts w:ascii="Times New Roman" w:eastAsia="Times New Roman" w:hAnsi="Times New Roman" w:cs="Times New Roman"/>
-          <w:b/>
-          <w:bCs/>
-          <w:sz w:val="24"/>
-          <w:szCs w:val="24"/>
-          <w:lang w:eastAsia="en-IN"/>
-        </w:rPr>
-        <w:t>prem</w:t>
-      </w:r>
-      <w:proofErr w:type="spellEnd"/>
-      <w:r>
-        <w:rPr>
-          <w:rFonts w:ascii="Times New Roman" w:eastAsia="Times New Roman" w:hAnsi="Times New Roman" w:cs="Times New Roman"/>
-          <w:b/>
-          <w:bCs/>
-          <w:sz w:val="24"/>
-          <w:szCs w:val="24"/>
-          <w:lang w:eastAsia="en-IN"/>
-        </w:rPr>
-        <w:t xml:space="preserve"> SQL Server</w:t>
+        <w:t>On-prem SQL Server</w:t>
       </w:r>
     </w:p>
     <w:p>
@@ -123,8 +99,6 @@
         </w:rPr>
         <w:t>5 Incremental load</w:t>
       </w:r>
-      <w:bookmarkStart w:id="0" w:name="_GoBack"/>
-      <w:bookmarkEnd w:id="0"/>
     </w:p>
     <w:p>
       <w:pPr>
@@ -228,6 +202,7 @@
           <w:lang w:eastAsia="en-IN"/>
         </w:rPr>
       </w:pPr>
+      <w:bookmarkStart w:id="0" w:name="_GoBack"/>
       <w:r>
         <w:rPr>
           <w:rFonts w:ascii="Times New Roman" w:eastAsia="Times New Roman" w:hAnsi="Times New Roman" w:cs="Times New Roman"/>
@@ -238,8 +213,8 @@
         </w:rPr>
         <w:drawing>
           <wp:inline distT="0" distB="0" distL="0" distR="0">
-            <wp:extent cx="10392410" cy="5041265"/>
-            <wp:effectExtent l="0" t="0" r="8890" b="6985"/>
+            <wp:extent cx="6840000" cy="3318023"/>
+            <wp:effectExtent l="0" t="0" r="0" b="0"/>
             <wp:docPr id="6" name="Picture 6" descr="https://learn.microsoft.com/en-us/azure/data-factory/media/tutorial-managed-virtual-network/sql-server-access-model-expanded.png"/>
             <wp:cNvGraphicFramePr>
               <a:graphicFrameLocks xmlns:a="http://schemas.openxmlformats.org/drawingml/2006/main" noChangeAspect="1"/>
@@ -269,7 +244,7 @@
                   <pic:spPr bwMode="auto">
                     <a:xfrm>
                       <a:off x="0" y="0"/>
-                      <a:ext cx="10392410" cy="5041265"/>
+                      <a:ext cx="6840000" cy="3318023"/>
                     </a:xfrm>
                     <a:prstGeom prst="rect">
                       <a:avLst/>
@@ -285,6 +260,7 @@
           </wp:inline>
         </w:drawing>
       </w:r>
+      <w:bookmarkEnd w:id="0"/>
     </w:p>
     <w:p>
       <w:pPr>
@@ -491,31 +467,7 @@
           <w:szCs w:val="24"/>
           <w:lang w:eastAsia="en-IN"/>
         </w:rPr>
-        <w:t>On-</w:t>
-      </w:r>
-      <w:proofErr w:type="spellStart"/>
-      <w:r>
-        <w:rPr>
-          <w:rFonts w:ascii="Times New Roman" w:eastAsia="Times New Roman" w:hAnsi="Times New Roman" w:cs="Times New Roman"/>
-          <w:b/>
-          <w:bCs/>
-          <w:sz w:val="24"/>
-          <w:szCs w:val="24"/>
-          <w:lang w:eastAsia="en-IN"/>
-        </w:rPr>
-        <w:t>prem</w:t>
-      </w:r>
-      <w:proofErr w:type="spellEnd"/>
-      <w:r>
-        <w:rPr>
-          <w:rFonts w:ascii="Times New Roman" w:eastAsia="Times New Roman" w:hAnsi="Times New Roman" w:cs="Times New Roman"/>
-          <w:b/>
-          <w:bCs/>
-          <w:sz w:val="24"/>
-          <w:szCs w:val="24"/>
-          <w:lang w:eastAsia="en-IN"/>
-        </w:rPr>
-        <w:t xml:space="preserve"> SQL Server</w:t>
+        <w:t>On-prem SQL Server</w:t>
       </w:r>
     </w:p>
     <w:p>
@@ -690,21 +642,8 @@
           <w:szCs w:val="24"/>
           <w:lang w:eastAsia="en-IN"/>
         </w:rPr>
-        <w:t>on-</w:t>
-      </w:r>
-      <w:proofErr w:type="spellStart"/>
-      <w:r>
-        <w:rPr>
-          <w:rFonts w:ascii="Times New Roman" w:eastAsia="Times New Roman" w:hAnsi="Times New Roman" w:cs="Times New Roman"/>
-          <w:b/>
-          <w:bCs/>
-          <w:sz w:val="24"/>
-          <w:szCs w:val="24"/>
-          <w:lang w:eastAsia="en-IN"/>
-        </w:rPr>
-        <w:t>prem</w:t>
-      </w:r>
-      <w:proofErr w:type="spellEnd"/>
+        <w:t>on-prem</w:t>
+      </w:r>
       <w:r>
         <w:rPr>
           <w:rFonts w:ascii="Times New Roman" w:eastAsia="Times New Roman" w:hAnsi="Times New Roman" w:cs="Times New Roman"/>
@@ -929,47 +868,7 @@
           <w:szCs w:val="24"/>
           <w:lang w:eastAsia="en-IN"/>
         </w:rPr>
-        <w:t xml:space="preserve"> </w:t>
-      </w:r>
-      <w:proofErr w:type="gramStart"/>
-      <w:r>
-        <w:rPr>
-          <w:rFonts w:ascii="Times New Roman" w:eastAsia="Times New Roman" w:hAnsi="Times New Roman" w:cs="Times New Roman"/>
-          <w:sz w:val="24"/>
-          <w:szCs w:val="24"/>
-          <w:lang w:eastAsia="en-IN"/>
-        </w:rPr>
-        <w:t>This</w:t>
-      </w:r>
-      <w:proofErr w:type="gramEnd"/>
-      <w:r>
-        <w:rPr>
-          <w:rFonts w:ascii="Times New Roman" w:eastAsia="Times New Roman" w:hAnsi="Times New Roman" w:cs="Times New Roman"/>
-          <w:sz w:val="24"/>
-          <w:szCs w:val="24"/>
-          <w:lang w:eastAsia="en-IN"/>
-        </w:rPr>
-        <w:t xml:space="preserve"> allows ADF to securely read on-</w:t>
-      </w:r>
-      <w:proofErr w:type="spellStart"/>
-      <w:r>
-        <w:rPr>
-          <w:rFonts w:ascii="Times New Roman" w:eastAsia="Times New Roman" w:hAnsi="Times New Roman" w:cs="Times New Roman"/>
-          <w:sz w:val="24"/>
-          <w:szCs w:val="24"/>
-          <w:lang w:eastAsia="en-IN"/>
-        </w:rPr>
-        <w:t>prem</w:t>
-      </w:r>
-      <w:proofErr w:type="spellEnd"/>
-      <w:r>
-        <w:rPr>
-          <w:rFonts w:ascii="Times New Roman" w:eastAsia="Times New Roman" w:hAnsi="Times New Roman" w:cs="Times New Roman"/>
-          <w:sz w:val="24"/>
-          <w:szCs w:val="24"/>
-          <w:lang w:eastAsia="en-IN"/>
-        </w:rPr>
-        <w:t xml:space="preserve"> data.</w:t>
+        <w:t xml:space="preserve"> This allows ADF to securely read on-prem data.</w:t>
       </w:r>
     </w:p>
     <w:p>
@@ -1081,18 +980,18 @@
           <w:szCs w:val="27"/>
           <w:lang w:eastAsia="en-IN"/>
         </w:rPr>
-        <w:t>1️</w:t>
-      </w:r>
-      <w:r>
-        <w:rPr>
-          <w:rFonts w:ascii="Tahoma" w:eastAsia="Times New Roman" w:hAnsi="Tahoma" w:cs="Tahoma"/>
+        <w:t>1</w:t>
+      </w:r>
+      <w:r>
+        <w:rPr>
+          <w:rFonts w:ascii="Times New Roman" w:eastAsia="Times New Roman" w:hAnsi="Times New Roman" w:cs="Times New Roman"/>
           <w:b/>
           <w:bCs/>
           <w:sz w:val="27"/>
           <w:szCs w:val="27"/>
           <w:lang w:eastAsia="en-IN"/>
         </w:rPr>
-        <w:t>⃣</w:t>
+        <w:t>.</w:t>
       </w:r>
       <w:r>
         <w:rPr>
@@ -1103,31 +1002,7 @@
           <w:szCs w:val="27"/>
           <w:lang w:eastAsia="en-IN"/>
         </w:rPr>
-        <w:t xml:space="preserve"> Source: On-</w:t>
-      </w:r>
-      <w:proofErr w:type="spellStart"/>
-      <w:r>
-        <w:rPr>
-          <w:rFonts w:ascii="Times New Roman" w:eastAsia="Times New Roman" w:hAnsi="Times New Roman" w:cs="Times New Roman"/>
-          <w:b/>
-          <w:bCs/>
-          <w:sz w:val="27"/>
-          <w:szCs w:val="27"/>
-          <w:lang w:eastAsia="en-IN"/>
-        </w:rPr>
-        <w:t>prem</w:t>
-      </w:r>
-      <w:proofErr w:type="spellEnd"/>
-      <w:r>
-        <w:rPr>
-          <w:rFonts w:ascii="Times New Roman" w:eastAsia="Times New Roman" w:hAnsi="Times New Roman" w:cs="Times New Roman"/>
-          <w:b/>
-          <w:bCs/>
-          <w:sz w:val="27"/>
-          <w:szCs w:val="27"/>
-          <w:lang w:eastAsia="en-IN"/>
-        </w:rPr>
-        <w:t xml:space="preserve"> SQL Server</w:t>
+        <w:t xml:space="preserve"> Source: On-prem SQL Server</w:t>
       </w:r>
     </w:p>
     <w:p>
@@ -1279,18 +1154,18 @@
           <w:szCs w:val="27"/>
           <w:lang w:eastAsia="en-IN"/>
         </w:rPr>
-        <w:t>2️</w:t>
-      </w:r>
-      <w:r>
-        <w:rPr>
-          <w:rFonts w:ascii="Tahoma" w:eastAsia="Times New Roman" w:hAnsi="Tahoma" w:cs="Tahoma"/>
+        <w:t>2</w:t>
+      </w:r>
+      <w:r>
+        <w:rPr>
+          <w:rFonts w:ascii="Times New Roman" w:eastAsia="Times New Roman" w:hAnsi="Times New Roman" w:cs="Times New Roman"/>
           <w:b/>
           <w:bCs/>
           <w:sz w:val="27"/>
           <w:szCs w:val="27"/>
           <w:lang w:eastAsia="en-IN"/>
         </w:rPr>
-        <w:t>⃣</w:t>
+        <w:t>.</w:t>
       </w:r>
       <w:r>
         <w:rPr>
@@ -1577,22 +1452,22 @@
         <w:spacing w:before="100" w:beforeAutospacing="1" w:after="100" w:afterAutospacing="1" w:line="240" w:lineRule="auto"/>
         <w:rPr>
           <w:rFonts w:ascii="Times New Roman" w:eastAsia="Times New Roman" w:hAnsi="Times New Roman" w:cs="Times New Roman"/>
-          <w:sz w:val="24"/>
-          <w:szCs w:val="24"/>
-          <w:lang w:eastAsia="en-IN"/>
-        </w:rPr>
-      </w:pPr>
-      <w:proofErr w:type="spellStart"/>
+          <w:noProof/>
+          <w:sz w:val="24"/>
+          <w:szCs w:val="24"/>
+          <w:lang w:eastAsia="en-IN"/>
+        </w:rPr>
+      </w:pPr>
       <w:r>
         <w:rPr>
           <w:rFonts w:ascii="Courier New" w:eastAsia="Times New Roman" w:hAnsi="Courier New" w:cs="Courier New"/>
+          <w:noProof/>
           <w:sz w:val="20"/>
           <w:szCs w:val="20"/>
           <w:lang w:eastAsia="en-IN"/>
         </w:rPr>
         <w:t>schema_name</w:t>
       </w:r>
-      <w:proofErr w:type="spellEnd"/>
     </w:p>
     <w:p>
       <w:pPr>
@@ -1603,22 +1478,22 @@
         <w:spacing w:before="100" w:beforeAutospacing="1" w:after="100" w:afterAutospacing="1" w:line="240" w:lineRule="auto"/>
         <w:rPr>
           <w:rFonts w:ascii="Times New Roman" w:eastAsia="Times New Roman" w:hAnsi="Times New Roman" w:cs="Times New Roman"/>
-          <w:sz w:val="24"/>
-          <w:szCs w:val="24"/>
-          <w:lang w:eastAsia="en-IN"/>
-        </w:rPr>
-      </w:pPr>
-      <w:proofErr w:type="spellStart"/>
+          <w:noProof/>
+          <w:sz w:val="24"/>
+          <w:szCs w:val="24"/>
+          <w:lang w:eastAsia="en-IN"/>
+        </w:rPr>
+      </w:pPr>
       <w:r>
         <w:rPr>
           <w:rFonts w:ascii="Courier New" w:eastAsia="Times New Roman" w:hAnsi="Courier New" w:cs="Courier New"/>
+          <w:noProof/>
           <w:sz w:val="20"/>
           <w:szCs w:val="20"/>
           <w:lang w:eastAsia="en-IN"/>
         </w:rPr>
         <w:t>table_name</w:t>
       </w:r>
-      <w:proofErr w:type="spellEnd"/>
     </w:p>
     <w:p>
       <w:pPr>
@@ -1968,29 +1843,16 @@
         </w:rPr>
         <w:t xml:space="preserve"> Use </w:t>
       </w:r>
-      <w:proofErr w:type="spellStart"/>
-      <w:r>
-        <w:rPr>
-          <w:rFonts w:ascii="Times New Roman" w:eastAsia="Times New Roman" w:hAnsi="Times New Roman" w:cs="Times New Roman"/>
-          <w:b/>
-          <w:bCs/>
-          <w:sz w:val="24"/>
-          <w:szCs w:val="24"/>
-          <w:lang w:eastAsia="en-IN"/>
-        </w:rPr>
-        <w:t>ForEach</w:t>
-      </w:r>
-      <w:proofErr w:type="spellEnd"/>
-      <w:r>
-        <w:rPr>
-          <w:rFonts w:ascii="Times New Roman" w:eastAsia="Times New Roman" w:hAnsi="Times New Roman" w:cs="Times New Roman"/>
-          <w:b/>
-          <w:bCs/>
-          <w:sz w:val="24"/>
-          <w:szCs w:val="24"/>
-          <w:lang w:eastAsia="en-IN"/>
-        </w:rPr>
-        <w:t xml:space="preserve"> activity</w:t>
+      <w:r>
+        <w:rPr>
+          <w:rFonts w:ascii="Times New Roman" w:eastAsia="Times New Roman" w:hAnsi="Times New Roman" w:cs="Times New Roman"/>
+          <w:b/>
+          <w:bCs/>
+          <w:sz w:val="24"/>
+          <w:szCs w:val="24"/>
+          <w:lang w:eastAsia="en-IN"/>
+        </w:rPr>
+        <w:t>ForEach activity</w:t>
       </w:r>
       <w:r>
         <w:rPr>
@@ -2138,22 +2000,22 @@
         <w:spacing w:before="100" w:beforeAutospacing="1" w:after="100" w:afterAutospacing="1" w:line="240" w:lineRule="auto"/>
         <w:rPr>
           <w:rFonts w:ascii="Times New Roman" w:eastAsia="Times New Roman" w:hAnsi="Times New Roman" w:cs="Times New Roman"/>
-          <w:sz w:val="24"/>
-          <w:szCs w:val="24"/>
-          <w:lang w:eastAsia="en-IN"/>
-        </w:rPr>
-      </w:pPr>
-      <w:proofErr w:type="spellStart"/>
+          <w:noProof/>
+          <w:sz w:val="24"/>
+          <w:szCs w:val="24"/>
+          <w:lang w:eastAsia="en-IN"/>
+        </w:rPr>
+      </w:pPr>
       <w:r>
         <w:rPr>
           <w:rFonts w:ascii="Courier New" w:eastAsia="Times New Roman" w:hAnsi="Courier New" w:cs="Courier New"/>
+          <w:noProof/>
           <w:sz w:val="20"/>
           <w:szCs w:val="20"/>
           <w:lang w:eastAsia="en-IN"/>
         </w:rPr>
         <w:t>last_updated_date</w:t>
       </w:r>
-      <w:proofErr w:type="spellEnd"/>
     </w:p>
     <w:p>
       <w:pPr>
@@ -2164,22 +2026,22 @@
         <w:spacing w:before="100" w:beforeAutospacing="1" w:after="100" w:afterAutospacing="1" w:line="240" w:lineRule="auto"/>
         <w:rPr>
           <w:rFonts w:ascii="Times New Roman" w:eastAsia="Times New Roman" w:hAnsi="Times New Roman" w:cs="Times New Roman"/>
-          <w:sz w:val="24"/>
-          <w:szCs w:val="24"/>
-          <w:lang w:eastAsia="en-IN"/>
-        </w:rPr>
-      </w:pPr>
-      <w:proofErr w:type="spellStart"/>
+          <w:noProof/>
+          <w:sz w:val="24"/>
+          <w:szCs w:val="24"/>
+          <w:lang w:eastAsia="en-IN"/>
+        </w:rPr>
+      </w:pPr>
       <w:r>
         <w:rPr>
           <w:rFonts w:ascii="Courier New" w:eastAsia="Times New Roman" w:hAnsi="Courier New" w:cs="Courier New"/>
+          <w:noProof/>
           <w:sz w:val="20"/>
           <w:szCs w:val="20"/>
           <w:lang w:eastAsia="en-IN"/>
         </w:rPr>
         <w:t>created_date</w:t>
       </w:r>
-      <w:proofErr w:type="spellEnd"/>
     </w:p>
     <w:p>
       <w:pPr>
@@ -2190,6 +2052,7 @@
         <w:spacing w:before="100" w:beforeAutospacing="1" w:after="100" w:afterAutospacing="1" w:line="240" w:lineRule="auto"/>
         <w:rPr>
           <w:rFonts w:ascii="Times New Roman" w:eastAsia="Times New Roman" w:hAnsi="Times New Roman" w:cs="Times New Roman"/>
+          <w:noProof/>
           <w:sz w:val="24"/>
           <w:szCs w:val="24"/>
           <w:lang w:eastAsia="en-IN"/>
@@ -2198,6 +2061,7 @@
       <w:r>
         <w:rPr>
           <w:rFonts w:ascii="Courier New" w:eastAsia="Times New Roman" w:hAnsi="Courier New" w:cs="Courier New"/>
+          <w:noProof/>
           <w:sz w:val="20"/>
           <w:szCs w:val="20"/>
           <w:lang w:eastAsia="en-IN"/>
@@ -2214,22 +2078,22 @@
         <w:spacing w:before="100" w:beforeAutospacing="1" w:after="100" w:afterAutospacing="1" w:line="240" w:lineRule="auto"/>
         <w:rPr>
           <w:rFonts w:ascii="Times New Roman" w:eastAsia="Times New Roman" w:hAnsi="Times New Roman" w:cs="Times New Roman"/>
-          <w:sz w:val="24"/>
-          <w:szCs w:val="24"/>
-          <w:lang w:eastAsia="en-IN"/>
-        </w:rPr>
-      </w:pPr>
-      <w:proofErr w:type="spellStart"/>
+          <w:noProof/>
+          <w:sz w:val="24"/>
+          <w:szCs w:val="24"/>
+          <w:lang w:eastAsia="en-IN"/>
+        </w:rPr>
+      </w:pPr>
       <w:r>
         <w:rPr>
           <w:rFonts w:ascii="Courier New" w:eastAsia="Times New Roman" w:hAnsi="Courier New" w:cs="Courier New"/>
+          <w:noProof/>
           <w:sz w:val="20"/>
           <w:szCs w:val="20"/>
           <w:lang w:eastAsia="en-IN"/>
         </w:rPr>
         <w:t>rowversion</w:t>
       </w:r>
-      <w:proofErr w:type="spellEnd"/>
     </w:p>
     <w:p>
       <w:pPr>
@@ -2321,6 +2185,7 @@
         <w:spacing w:after="0" w:line="240" w:lineRule="auto"/>
         <w:rPr>
           <w:rFonts w:ascii="Courier New" w:eastAsia="Times New Roman" w:hAnsi="Courier New" w:cs="Courier New"/>
+          <w:noProof/>
           <w:sz w:val="20"/>
           <w:szCs w:val="20"/>
           <w:lang w:eastAsia="en-IN"/>
@@ -2329,32 +2194,13 @@
       <w:r>
         <w:rPr>
           <w:rFonts w:ascii="Courier New" w:eastAsia="Times New Roman" w:hAnsi="Courier New" w:cs="Courier New"/>
+          <w:noProof/>
           <w:sz w:val="20"/>
           <w:szCs w:val="20"/>
           <w:lang w:eastAsia="en-IN"/>
         </w:rPr>
         <w:lastRenderedPageBreak/>
-        <w:t xml:space="preserve">CREATE TABLE </w:t>
-      </w:r>
-      <w:proofErr w:type="spellStart"/>
-      <w:r>
-        <w:rPr>
-          <w:rFonts w:ascii="Courier New" w:eastAsia="Times New Roman" w:hAnsi="Courier New" w:cs="Courier New"/>
-          <w:sz w:val="20"/>
-          <w:szCs w:val="20"/>
-          <w:lang w:eastAsia="en-IN"/>
-        </w:rPr>
-        <w:t>watermark_control</w:t>
-      </w:r>
-      <w:proofErr w:type="spellEnd"/>
-      <w:r>
-        <w:rPr>
-          <w:rFonts w:ascii="Courier New" w:eastAsia="Times New Roman" w:hAnsi="Courier New" w:cs="Courier New"/>
-          <w:sz w:val="20"/>
-          <w:szCs w:val="20"/>
-          <w:lang w:eastAsia="en-IN"/>
-        </w:rPr>
-        <w:t xml:space="preserve"> (</w:t>
+        <w:t>CREATE TABLE watermark_control (</w:t>
       </w:r>
     </w:p>
     <w:p>
@@ -2380,6 +2226,7 @@
         <w:spacing w:after="0" w:line="240" w:lineRule="auto"/>
         <w:rPr>
           <w:rFonts w:ascii="Courier New" w:eastAsia="Times New Roman" w:hAnsi="Courier New" w:cs="Courier New"/>
+          <w:noProof/>
           <w:sz w:val="20"/>
           <w:szCs w:val="20"/>
           <w:lang w:eastAsia="en-IN"/>
@@ -2388,33 +2235,12 @@
       <w:r>
         <w:rPr>
           <w:rFonts w:ascii="Courier New" w:eastAsia="Times New Roman" w:hAnsi="Courier New" w:cs="Courier New"/>
+          <w:noProof/>
           <w:sz w:val="20"/>
           <w:szCs w:val="20"/>
           <w:lang w:eastAsia="en-IN"/>
         </w:rPr>
-        <w:t xml:space="preserve">    </w:t>
-      </w:r>
-      <w:proofErr w:type="spellStart"/>
-      <w:proofErr w:type="gramStart"/>
-      <w:r>
-        <w:rPr>
-          <w:rFonts w:ascii="Courier New" w:eastAsia="Times New Roman" w:hAnsi="Courier New" w:cs="Courier New"/>
-          <w:sz w:val="20"/>
-          <w:szCs w:val="20"/>
-          <w:lang w:eastAsia="en-IN"/>
-        </w:rPr>
-        <w:t>table_name</w:t>
-      </w:r>
-      <w:proofErr w:type="spellEnd"/>
-      <w:proofErr w:type="gramEnd"/>
-      <w:r>
-        <w:rPr>
-          <w:rFonts w:ascii="Courier New" w:eastAsia="Times New Roman" w:hAnsi="Courier New" w:cs="Courier New"/>
-          <w:sz w:val="20"/>
-          <w:szCs w:val="20"/>
-          <w:lang w:eastAsia="en-IN"/>
-        </w:rPr>
-        <w:t xml:space="preserve"> VARCHAR(100),</w:t>
+        <w:t xml:space="preserve">    table_name VARCHAR(100),</w:t>
       </w:r>
     </w:p>
     <w:p>
@@ -2440,6 +2266,7 @@
         <w:spacing w:after="0" w:line="240" w:lineRule="auto"/>
         <w:rPr>
           <w:rFonts w:ascii="Courier New" w:eastAsia="Times New Roman" w:hAnsi="Courier New" w:cs="Courier New"/>
+          <w:noProof/>
           <w:sz w:val="20"/>
           <w:szCs w:val="20"/>
           <w:lang w:eastAsia="en-IN"/>
@@ -2448,33 +2275,12 @@
       <w:r>
         <w:rPr>
           <w:rFonts w:ascii="Courier New" w:eastAsia="Times New Roman" w:hAnsi="Courier New" w:cs="Courier New"/>
+          <w:noProof/>
           <w:sz w:val="20"/>
           <w:szCs w:val="20"/>
           <w:lang w:eastAsia="en-IN"/>
         </w:rPr>
-        <w:t xml:space="preserve">    </w:t>
-      </w:r>
-      <w:proofErr w:type="spellStart"/>
-      <w:proofErr w:type="gramStart"/>
-      <w:r>
-        <w:rPr>
-          <w:rFonts w:ascii="Courier New" w:eastAsia="Times New Roman" w:hAnsi="Courier New" w:cs="Courier New"/>
-          <w:sz w:val="20"/>
-          <w:szCs w:val="20"/>
-          <w:lang w:eastAsia="en-IN"/>
-        </w:rPr>
-        <w:t>last_watermark</w:t>
-      </w:r>
-      <w:proofErr w:type="spellEnd"/>
-      <w:proofErr w:type="gramEnd"/>
-      <w:r>
-        <w:rPr>
-          <w:rFonts w:ascii="Courier New" w:eastAsia="Times New Roman" w:hAnsi="Courier New" w:cs="Courier New"/>
-          <w:sz w:val="20"/>
-          <w:szCs w:val="20"/>
-          <w:lang w:eastAsia="en-IN"/>
-        </w:rPr>
-        <w:t xml:space="preserve"> DATETIME</w:t>
+        <w:t xml:space="preserve">    last_watermark DATETIME</w:t>
       </w:r>
     </w:p>
     <w:p>
@@ -2500,6 +2306,7 @@
         <w:spacing w:after="0" w:line="240" w:lineRule="auto"/>
         <w:rPr>
           <w:rFonts w:ascii="Courier New" w:eastAsia="Times New Roman" w:hAnsi="Courier New" w:cs="Courier New"/>
+          <w:noProof/>
           <w:sz w:val="20"/>
           <w:szCs w:val="20"/>
           <w:lang w:eastAsia="en-IN"/>
@@ -2508,6 +2315,7 @@
       <w:r>
         <w:rPr>
           <w:rFonts w:ascii="Courier New" w:eastAsia="Times New Roman" w:hAnsi="Courier New" w:cs="Courier New"/>
+          <w:noProof/>
           <w:sz w:val="20"/>
           <w:szCs w:val="20"/>
           <w:lang w:eastAsia="en-IN"/>
@@ -2675,25 +2483,15 @@
         </w:rPr>
         <w:t xml:space="preserve">WHERE </w:t>
       </w:r>
-      <w:proofErr w:type="spellStart"/>
       <w:r>
         <w:rPr>
           <w:rFonts w:ascii="Courier New" w:eastAsia="Times New Roman" w:hAnsi="Courier New" w:cs="Courier New"/>
+          <w:noProof/>
           <w:sz w:val="20"/>
           <w:szCs w:val="20"/>
           <w:lang w:eastAsia="en-IN"/>
         </w:rPr>
-        <w:t>last_updated_date</w:t>
-      </w:r>
-      <w:proofErr w:type="spellEnd"/>
-      <w:r>
-        <w:rPr>
-          <w:rFonts w:ascii="Courier New" w:eastAsia="Times New Roman" w:hAnsi="Courier New" w:cs="Courier New"/>
-          <w:sz w:val="20"/>
-          <w:szCs w:val="20"/>
-          <w:lang w:eastAsia="en-IN"/>
-        </w:rPr>
-        <w:t xml:space="preserve"> &gt; @watermark</w:t>
+        <w:t>last_updated_date &gt; @watermark</w:t>
       </w:r>
     </w:p>
     <w:p>
@@ -2891,6 +2689,7 @@
         <w:spacing w:after="0" w:line="240" w:lineRule="auto"/>
         <w:rPr>
           <w:rFonts w:ascii="Courier New" w:eastAsia="Times New Roman" w:hAnsi="Courier New" w:cs="Courier New"/>
+          <w:noProof/>
           <w:sz w:val="20"/>
           <w:szCs w:val="20"/>
           <w:lang w:eastAsia="en-IN"/>
@@ -2899,23 +2698,13 @@
       <w:r>
         <w:rPr>
           <w:rFonts w:ascii="Courier New" w:eastAsia="Times New Roman" w:hAnsi="Courier New" w:cs="Courier New"/>
+          <w:noProof/>
           <w:sz w:val="20"/>
           <w:szCs w:val="20"/>
           <w:lang w:eastAsia="en-IN"/>
         </w:rPr>
-        <w:t xml:space="preserve">UPDATE </w:t>
-      </w:r>
-      <w:proofErr w:type="spellStart"/>
-      <w:r>
-        <w:rPr>
-          <w:rFonts w:ascii="Courier New" w:eastAsia="Times New Roman" w:hAnsi="Courier New" w:cs="Courier New"/>
-          <w:sz w:val="20"/>
-          <w:szCs w:val="20"/>
-          <w:lang w:eastAsia="en-IN"/>
-        </w:rPr>
-        <w:t>watermark_control</w:t>
-      </w:r>
-      <w:proofErr w:type="spellEnd"/>
+        <w:t>UPDATE watermark_control</w:t>
+      </w:r>
     </w:p>
     <w:p>
       <w:pPr>
@@ -2940,6 +2729,7 @@
         <w:spacing w:after="0" w:line="240" w:lineRule="auto"/>
         <w:rPr>
           <w:rFonts w:ascii="Courier New" w:eastAsia="Times New Roman" w:hAnsi="Courier New" w:cs="Courier New"/>
+          <w:noProof/>
           <w:sz w:val="20"/>
           <w:szCs w:val="20"/>
           <w:lang w:eastAsia="en-IN"/>
@@ -2948,43 +2738,13 @@
       <w:r>
         <w:rPr>
           <w:rFonts w:ascii="Courier New" w:eastAsia="Times New Roman" w:hAnsi="Courier New" w:cs="Courier New"/>
+          <w:noProof/>
           <w:sz w:val="20"/>
           <w:szCs w:val="20"/>
           <w:lang w:eastAsia="en-IN"/>
         </w:rPr>
-        <w:t xml:space="preserve">SET </w:t>
-      </w:r>
-      <w:proofErr w:type="spellStart"/>
-      <w:r>
-        <w:rPr>
-          <w:rFonts w:ascii="Courier New" w:eastAsia="Times New Roman" w:hAnsi="Courier New" w:cs="Courier New"/>
-          <w:sz w:val="20"/>
-          <w:szCs w:val="20"/>
-          <w:lang w:eastAsia="en-IN"/>
-        </w:rPr>
-        <w:t>last_watermark</w:t>
-      </w:r>
-      <w:proofErr w:type="spellEnd"/>
-      <w:r>
-        <w:rPr>
-          <w:rFonts w:ascii="Courier New" w:eastAsia="Times New Roman" w:hAnsi="Courier New" w:cs="Courier New"/>
-          <w:sz w:val="20"/>
-          <w:szCs w:val="20"/>
-          <w:lang w:eastAsia="en-IN"/>
-        </w:rPr>
-        <w:t xml:space="preserve"> = </w:t>
-      </w:r>
-      <w:proofErr w:type="gramStart"/>
-      <w:r>
-        <w:rPr>
-          <w:rFonts w:ascii="Courier New" w:eastAsia="Times New Roman" w:hAnsi="Courier New" w:cs="Courier New"/>
-          <w:sz w:val="20"/>
-          <w:szCs w:val="20"/>
-          <w:lang w:eastAsia="en-IN"/>
-        </w:rPr>
-        <w:t>GETDATE()</w:t>
-      </w:r>
-      <w:proofErr w:type="gramEnd"/>
+        <w:t>SET last_watermark = GETDATE()</w:t>
+      </w:r>
     </w:p>
     <w:p>
       <w:pPr>
@@ -3009,6 +2769,7 @@
         <w:spacing w:after="0" w:line="240" w:lineRule="auto"/>
         <w:rPr>
           <w:rFonts w:ascii="Courier New" w:eastAsia="Times New Roman" w:hAnsi="Courier New" w:cs="Courier New"/>
+          <w:noProof/>
           <w:sz w:val="20"/>
           <w:szCs w:val="20"/>
           <w:lang w:eastAsia="en-IN"/>
@@ -3017,31 +2778,12 @@
       <w:r>
         <w:rPr>
           <w:rFonts w:ascii="Courier New" w:eastAsia="Times New Roman" w:hAnsi="Courier New" w:cs="Courier New"/>
+          <w:noProof/>
           <w:sz w:val="20"/>
           <w:szCs w:val="20"/>
           <w:lang w:eastAsia="en-IN"/>
         </w:rPr>
-        <w:t xml:space="preserve">WHERE </w:t>
-      </w:r>
-      <w:proofErr w:type="spellStart"/>
-      <w:r>
-        <w:rPr>
-          <w:rFonts w:ascii="Courier New" w:eastAsia="Times New Roman" w:hAnsi="Courier New" w:cs="Courier New"/>
-          <w:sz w:val="20"/>
-          <w:szCs w:val="20"/>
-          <w:lang w:eastAsia="en-IN"/>
-        </w:rPr>
-        <w:t>table_name</w:t>
-      </w:r>
-      <w:proofErr w:type="spellEnd"/>
-      <w:r>
-        <w:rPr>
-          <w:rFonts w:ascii="Courier New" w:eastAsia="Times New Roman" w:hAnsi="Courier New" w:cs="Courier New"/>
-          <w:sz w:val="20"/>
-          <w:szCs w:val="20"/>
-          <w:lang w:eastAsia="en-IN"/>
-        </w:rPr>
-        <w:t xml:space="preserve"> = 'incremental_table_1';</w:t>
+        <w:t>WHERE table_name = 'incremental_table_1';</w:t>
       </w:r>
     </w:p>
     <w:p>
@@ -3179,62 +2921,22 @@
         <w:spacing w:after="0" w:line="240" w:lineRule="auto"/>
         <w:rPr>
           <w:rFonts w:ascii="Courier New" w:eastAsia="Times New Roman" w:hAnsi="Courier New" w:cs="Courier New"/>
+          <w:noProof/>
           <w:sz w:val="20"/>
           <w:szCs w:val="20"/>
           <w:lang w:eastAsia="en-IN"/>
         </w:rPr>
       </w:pPr>
-      <w:proofErr w:type="spellStart"/>
       <w:r>
         <w:rPr>
           <w:rFonts w:ascii="Courier New" w:eastAsia="Times New Roman" w:hAnsi="Courier New" w:cs="Courier New"/>
+          <w:noProof/>
           <w:sz w:val="20"/>
           <w:szCs w:val="20"/>
           <w:lang w:eastAsia="en-IN"/>
         </w:rPr>
-        <w:t>table_name</w:t>
-      </w:r>
-      <w:proofErr w:type="spellEnd"/>
-      <w:r>
-        <w:rPr>
-          <w:rFonts w:ascii="Courier New" w:eastAsia="Times New Roman" w:hAnsi="Courier New" w:cs="Courier New"/>
-          <w:sz w:val="20"/>
-          <w:szCs w:val="20"/>
-          <w:lang w:eastAsia="en-IN"/>
-        </w:rPr>
-        <w:t xml:space="preserve"> | </w:t>
-      </w:r>
-      <w:proofErr w:type="spellStart"/>
-      <w:r>
-        <w:rPr>
-          <w:rFonts w:ascii="Courier New" w:eastAsia="Times New Roman" w:hAnsi="Courier New" w:cs="Courier New"/>
-          <w:sz w:val="20"/>
-          <w:szCs w:val="20"/>
-          <w:lang w:eastAsia="en-IN"/>
-        </w:rPr>
-        <w:t>load_type</w:t>
-      </w:r>
-      <w:proofErr w:type="spellEnd"/>
-      <w:r>
-        <w:rPr>
-          <w:rFonts w:ascii="Courier New" w:eastAsia="Times New Roman" w:hAnsi="Courier New" w:cs="Courier New"/>
-          <w:sz w:val="20"/>
-          <w:szCs w:val="20"/>
-          <w:lang w:eastAsia="en-IN"/>
-        </w:rPr>
-        <w:t xml:space="preserve"> | </w:t>
-      </w:r>
-      <w:proofErr w:type="spellStart"/>
-      <w:r>
-        <w:rPr>
-          <w:rFonts w:ascii="Courier New" w:eastAsia="Times New Roman" w:hAnsi="Courier New" w:cs="Courier New"/>
-          <w:sz w:val="20"/>
-          <w:szCs w:val="20"/>
-          <w:lang w:eastAsia="en-IN"/>
-        </w:rPr>
-        <w:t>watermark_column</w:t>
-      </w:r>
-      <w:proofErr w:type="spellEnd"/>
+        <w:t>table_name | load_type | watermark_column</w:t>
+      </w:r>
     </w:p>
     <w:p>
       <w:pPr>
@@ -3259,6 +2961,7 @@
         <w:spacing w:after="0" w:line="240" w:lineRule="auto"/>
         <w:rPr>
           <w:rFonts w:ascii="Courier New" w:eastAsia="Times New Roman" w:hAnsi="Courier New" w:cs="Courier New"/>
+          <w:noProof/>
           <w:sz w:val="20"/>
           <w:szCs w:val="20"/>
           <w:lang w:eastAsia="en-IN"/>
@@ -3267,6 +2970,7 @@
       <w:r>
         <w:rPr>
           <w:rFonts w:ascii="Courier New" w:eastAsia="Times New Roman" w:hAnsi="Courier New" w:cs="Courier New"/>
+          <w:noProof/>
           <w:sz w:val="20"/>
           <w:szCs w:val="20"/>
           <w:lang w:eastAsia="en-IN"/>
@@ -3297,42 +3001,22 @@
         <w:spacing w:after="0" w:line="240" w:lineRule="auto"/>
         <w:rPr>
           <w:rFonts w:ascii="Courier New" w:eastAsia="Times New Roman" w:hAnsi="Courier New" w:cs="Courier New"/>
+          <w:noProof/>
           <w:sz w:val="20"/>
           <w:szCs w:val="20"/>
           <w:lang w:eastAsia="en-IN"/>
         </w:rPr>
       </w:pPr>
-      <w:proofErr w:type="gramStart"/>
       <w:r>
         <w:rPr>
           <w:rFonts w:ascii="Courier New" w:eastAsia="Times New Roman" w:hAnsi="Courier New" w:cs="Courier New"/>
+          <w:noProof/>
           <w:sz w:val="20"/>
           <w:szCs w:val="20"/>
           <w:lang w:eastAsia="en-IN"/>
         </w:rPr>
-        <w:t>orders</w:t>
-      </w:r>
-      <w:proofErr w:type="gramEnd"/>
-      <w:r>
-        <w:rPr>
-          <w:rFonts w:ascii="Courier New" w:eastAsia="Times New Roman" w:hAnsi="Courier New" w:cs="Courier New"/>
-          <w:sz w:val="20"/>
-          <w:szCs w:val="20"/>
-          <w:lang w:eastAsia="en-IN"/>
-        </w:rPr>
-        <w:t xml:space="preserve">     | INCR      | </w:t>
-      </w:r>
-      <w:proofErr w:type="spellStart"/>
-      <w:r>
-        <w:rPr>
-          <w:rFonts w:ascii="Courier New" w:eastAsia="Times New Roman" w:hAnsi="Courier New" w:cs="Courier New"/>
-          <w:sz w:val="20"/>
-          <w:szCs w:val="20"/>
-          <w:lang w:eastAsia="en-IN"/>
-        </w:rPr>
-        <w:t>last_updated</w:t>
-      </w:r>
-      <w:proofErr w:type="spellEnd"/>
+        <w:t>orders     | INCR      | last_updated</w:t>
+      </w:r>
     </w:p>
     <w:p>
       <w:pPr>
@@ -3357,30 +3041,21 @@
         <w:spacing w:after="0" w:line="240" w:lineRule="auto"/>
         <w:rPr>
           <w:rFonts w:ascii="Courier New" w:eastAsia="Times New Roman" w:hAnsi="Courier New" w:cs="Courier New"/>
+          <w:noProof/>
           <w:sz w:val="20"/>
           <w:szCs w:val="20"/>
           <w:lang w:eastAsia="en-IN"/>
         </w:rPr>
       </w:pPr>
-      <w:proofErr w:type="gramStart"/>
       <w:r>
         <w:rPr>
           <w:rFonts w:ascii="Courier New" w:eastAsia="Times New Roman" w:hAnsi="Courier New" w:cs="Courier New"/>
+          <w:noProof/>
           <w:sz w:val="20"/>
           <w:szCs w:val="20"/>
           <w:lang w:eastAsia="en-IN"/>
         </w:rPr>
-        <w:t>products</w:t>
-      </w:r>
-      <w:proofErr w:type="gramEnd"/>
-      <w:r>
-        <w:rPr>
-          <w:rFonts w:ascii="Courier New" w:eastAsia="Times New Roman" w:hAnsi="Courier New" w:cs="Courier New"/>
-          <w:sz w:val="20"/>
-          <w:szCs w:val="20"/>
-          <w:lang w:eastAsia="en-IN"/>
-        </w:rPr>
-        <w:t xml:space="preserve">   | FULL      | NULL</w:t>
+        <w:t>products   | FULL      | NULL</w:t>
       </w:r>
     </w:p>
     <w:p>
@@ -3391,6 +3066,7 @@
           <w:rFonts w:ascii="Times New Roman" w:eastAsia="Times New Roman" w:hAnsi="Times New Roman" w:cs="Times New Roman"/>
           <w:b/>
           <w:bCs/>
+          <w:noProof/>
           <w:sz w:val="27"/>
           <w:szCs w:val="27"/>
           <w:lang w:eastAsia="en-IN"/>
@@ -3401,6 +3077,7 @@
           <w:rFonts w:ascii="Times New Roman" w:eastAsia="Times New Roman" w:hAnsi="Times New Roman" w:cs="Times New Roman"/>
           <w:b/>
           <w:bCs/>
+          <w:noProof/>
           <w:sz w:val="27"/>
           <w:szCs w:val="27"/>
           <w:lang w:eastAsia="en-IN"/>
@@ -3417,14 +3094,16 @@
         <w:spacing w:before="100" w:beforeAutospacing="1" w:after="100" w:afterAutospacing="1" w:line="240" w:lineRule="auto"/>
         <w:rPr>
           <w:rFonts w:ascii="Times New Roman" w:eastAsia="Times New Roman" w:hAnsi="Times New Roman" w:cs="Times New Roman"/>
-          <w:sz w:val="24"/>
-          <w:szCs w:val="24"/>
-          <w:lang w:eastAsia="en-IN"/>
-        </w:rPr>
-      </w:pPr>
-      <w:r>
-        <w:rPr>
-          <w:rFonts w:ascii="Times New Roman" w:eastAsia="Times New Roman" w:hAnsi="Times New Roman" w:cs="Times New Roman"/>
+          <w:noProof/>
+          <w:sz w:val="24"/>
+          <w:szCs w:val="24"/>
+          <w:lang w:eastAsia="en-IN"/>
+        </w:rPr>
+      </w:pPr>
+      <w:r>
+        <w:rPr>
+          <w:rFonts w:ascii="Times New Roman" w:eastAsia="Times New Roman" w:hAnsi="Times New Roman" w:cs="Times New Roman"/>
+          <w:noProof/>
           <w:sz w:val="24"/>
           <w:szCs w:val="24"/>
           <w:lang w:eastAsia="en-IN"/>
@@ -3441,30 +3120,21 @@
         <w:spacing w:before="100" w:beforeAutospacing="1" w:after="100" w:afterAutospacing="1" w:line="240" w:lineRule="auto"/>
         <w:rPr>
           <w:rFonts w:ascii="Times New Roman" w:eastAsia="Times New Roman" w:hAnsi="Times New Roman" w:cs="Times New Roman"/>
-          <w:sz w:val="24"/>
-          <w:szCs w:val="24"/>
-          <w:lang w:eastAsia="en-IN"/>
-        </w:rPr>
-      </w:pPr>
-      <w:proofErr w:type="spellStart"/>
-      <w:r>
-        <w:rPr>
-          <w:rFonts w:ascii="Times New Roman" w:eastAsia="Times New Roman" w:hAnsi="Times New Roman" w:cs="Times New Roman"/>
-          <w:sz w:val="24"/>
-          <w:szCs w:val="24"/>
-          <w:lang w:eastAsia="en-IN"/>
-        </w:rPr>
-        <w:t>ForEach</w:t>
-      </w:r>
-      <w:proofErr w:type="spellEnd"/>
-      <w:r>
-        <w:rPr>
-          <w:rFonts w:ascii="Times New Roman" w:eastAsia="Times New Roman" w:hAnsi="Times New Roman" w:cs="Times New Roman"/>
-          <w:sz w:val="24"/>
-          <w:szCs w:val="24"/>
-          <w:lang w:eastAsia="en-IN"/>
-        </w:rPr>
-        <w:t xml:space="preserve"> table</w:t>
+          <w:noProof/>
+          <w:sz w:val="24"/>
+          <w:szCs w:val="24"/>
+          <w:lang w:eastAsia="en-IN"/>
+        </w:rPr>
+      </w:pPr>
+      <w:r>
+        <w:rPr>
+          <w:rFonts w:ascii="Times New Roman" w:eastAsia="Times New Roman" w:hAnsi="Times New Roman" w:cs="Times New Roman"/>
+          <w:noProof/>
+          <w:sz w:val="24"/>
+          <w:szCs w:val="24"/>
+          <w:lang w:eastAsia="en-IN"/>
+        </w:rPr>
+        <w:t>ForEach table</w:t>
       </w:r>
     </w:p>
     <w:p>
@@ -3476,43 +3146,36 @@
         <w:spacing w:before="100" w:beforeAutospacing="1" w:after="100" w:afterAutospacing="1" w:line="240" w:lineRule="auto"/>
         <w:rPr>
           <w:rFonts w:ascii="Times New Roman" w:eastAsia="Times New Roman" w:hAnsi="Times New Roman" w:cs="Times New Roman"/>
-          <w:sz w:val="24"/>
-          <w:szCs w:val="24"/>
-          <w:lang w:eastAsia="en-IN"/>
-        </w:rPr>
-      </w:pPr>
-      <w:r>
-        <w:rPr>
-          <w:rFonts w:ascii="Times New Roman" w:eastAsia="Times New Roman" w:hAnsi="Times New Roman" w:cs="Times New Roman"/>
+          <w:noProof/>
+          <w:sz w:val="24"/>
+          <w:szCs w:val="24"/>
+          <w:lang w:eastAsia="en-IN"/>
+        </w:rPr>
+      </w:pPr>
+      <w:r>
+        <w:rPr>
+          <w:rFonts w:ascii="Times New Roman" w:eastAsia="Times New Roman" w:hAnsi="Times New Roman" w:cs="Times New Roman"/>
+          <w:noProof/>
           <w:sz w:val="24"/>
           <w:szCs w:val="24"/>
           <w:lang w:eastAsia="en-IN"/>
         </w:rPr>
         <w:t xml:space="preserve">If </w:t>
       </w:r>
-      <w:proofErr w:type="spellStart"/>
       <w:r>
         <w:rPr>
           <w:rFonts w:ascii="Courier New" w:eastAsia="Times New Roman" w:hAnsi="Courier New" w:cs="Courier New"/>
+          <w:noProof/>
           <w:sz w:val="20"/>
           <w:szCs w:val="20"/>
           <w:lang w:eastAsia="en-IN"/>
         </w:rPr>
-        <w:t>load_type</w:t>
-      </w:r>
-      <w:proofErr w:type="spellEnd"/>
-      <w:r>
-        <w:rPr>
-          <w:rFonts w:ascii="Courier New" w:eastAsia="Times New Roman" w:hAnsi="Courier New" w:cs="Courier New"/>
-          <w:sz w:val="20"/>
-          <w:szCs w:val="20"/>
-          <w:lang w:eastAsia="en-IN"/>
-        </w:rPr>
-        <w:t xml:space="preserve"> = FULL</w:t>
-      </w:r>
-      <w:r>
-        <w:rPr>
-          <w:rFonts w:ascii="Times New Roman" w:eastAsia="Times New Roman" w:hAnsi="Times New Roman" w:cs="Times New Roman"/>
+        <w:t>load_type = FULL</w:t>
+      </w:r>
+      <w:r>
+        <w:rPr>
+          <w:rFonts w:ascii="Times New Roman" w:eastAsia="Times New Roman" w:hAnsi="Times New Roman" w:cs="Times New Roman"/>
+          <w:noProof/>
           <w:sz w:val="24"/>
           <w:szCs w:val="24"/>
           <w:lang w:eastAsia="en-IN"/>
@@ -3529,43 +3192,36 @@
         <w:spacing w:before="100" w:beforeAutospacing="1" w:after="100" w:afterAutospacing="1" w:line="240" w:lineRule="auto"/>
         <w:rPr>
           <w:rFonts w:ascii="Times New Roman" w:eastAsia="Times New Roman" w:hAnsi="Times New Roman" w:cs="Times New Roman"/>
-          <w:sz w:val="24"/>
-          <w:szCs w:val="24"/>
-          <w:lang w:eastAsia="en-IN"/>
-        </w:rPr>
-      </w:pPr>
-      <w:r>
-        <w:rPr>
-          <w:rFonts w:ascii="Times New Roman" w:eastAsia="Times New Roman" w:hAnsi="Times New Roman" w:cs="Times New Roman"/>
+          <w:noProof/>
+          <w:sz w:val="24"/>
+          <w:szCs w:val="24"/>
+          <w:lang w:eastAsia="en-IN"/>
+        </w:rPr>
+      </w:pPr>
+      <w:r>
+        <w:rPr>
+          <w:rFonts w:ascii="Times New Roman" w:eastAsia="Times New Roman" w:hAnsi="Times New Roman" w:cs="Times New Roman"/>
+          <w:noProof/>
           <w:sz w:val="24"/>
           <w:szCs w:val="24"/>
           <w:lang w:eastAsia="en-IN"/>
         </w:rPr>
         <w:t xml:space="preserve">If </w:t>
       </w:r>
-      <w:proofErr w:type="spellStart"/>
       <w:r>
         <w:rPr>
           <w:rFonts w:ascii="Courier New" w:eastAsia="Times New Roman" w:hAnsi="Courier New" w:cs="Courier New"/>
+          <w:noProof/>
           <w:sz w:val="20"/>
           <w:szCs w:val="20"/>
           <w:lang w:eastAsia="en-IN"/>
         </w:rPr>
-        <w:t>load_type</w:t>
-      </w:r>
-      <w:proofErr w:type="spellEnd"/>
-      <w:r>
-        <w:rPr>
-          <w:rFonts w:ascii="Courier New" w:eastAsia="Times New Roman" w:hAnsi="Courier New" w:cs="Courier New"/>
-          <w:sz w:val="20"/>
-          <w:szCs w:val="20"/>
-          <w:lang w:eastAsia="en-IN"/>
-        </w:rPr>
-        <w:t xml:space="preserve"> = INCR</w:t>
-      </w:r>
-      <w:r>
-        <w:rPr>
-          <w:rFonts w:ascii="Times New Roman" w:eastAsia="Times New Roman" w:hAnsi="Times New Roman" w:cs="Times New Roman"/>
+        <w:t>load_type = INCR</w:t>
+      </w:r>
+      <w:r>
+        <w:rPr>
+          <w:rFonts w:ascii="Times New Roman" w:eastAsia="Times New Roman" w:hAnsi="Times New Roman" w:cs="Times New Roman"/>
+          <w:noProof/>
           <w:sz w:val="24"/>
           <w:szCs w:val="24"/>
           <w:lang w:eastAsia="en-IN"/>
@@ -3578,14 +3234,16 @@
         <w:spacing w:before="100" w:beforeAutospacing="1" w:after="100" w:afterAutospacing="1" w:line="240" w:lineRule="auto"/>
         <w:rPr>
           <w:rFonts w:ascii="Times New Roman" w:eastAsia="Times New Roman" w:hAnsi="Times New Roman" w:cs="Times New Roman"/>
-          <w:sz w:val="24"/>
-          <w:szCs w:val="24"/>
-          <w:lang w:eastAsia="en-IN"/>
-        </w:rPr>
-      </w:pPr>
-      <w:r>
-        <w:rPr>
-          <w:rFonts w:ascii="MS Gothic" w:eastAsia="MS Gothic" w:hAnsi="MS Gothic" w:cs="MS Gothic" w:hint="eastAsia"/>
+          <w:noProof/>
+          <w:sz w:val="24"/>
+          <w:szCs w:val="24"/>
+          <w:lang w:eastAsia="en-IN"/>
+        </w:rPr>
+      </w:pPr>
+      <w:r>
+        <w:rPr>
+          <w:rFonts w:ascii="MS Gothic" w:eastAsia="MS Gothic" w:hAnsi="MS Gothic" w:cs="MS Gothic"/>
+          <w:noProof/>
           <w:sz w:val="24"/>
           <w:szCs w:val="24"/>
           <w:lang w:eastAsia="en-IN"/>
@@ -3595,31 +3253,12 @@
       <w:r>
         <w:rPr>
           <w:rFonts w:ascii="Times New Roman" w:eastAsia="Times New Roman" w:hAnsi="Times New Roman" w:cs="Times New Roman"/>
-          <w:sz w:val="24"/>
-          <w:szCs w:val="24"/>
-          <w:lang w:eastAsia="en-IN"/>
-        </w:rPr>
-        <w:t xml:space="preserve"> </w:t>
-      </w:r>
-      <w:proofErr w:type="gramStart"/>
-      <w:r>
-        <w:rPr>
-          <w:rFonts w:ascii="Times New Roman" w:eastAsia="Times New Roman" w:hAnsi="Times New Roman" w:cs="Times New Roman"/>
-          <w:sz w:val="24"/>
-          <w:szCs w:val="24"/>
-          <w:lang w:eastAsia="en-IN"/>
-        </w:rPr>
-        <w:t>This</w:t>
-      </w:r>
-      <w:proofErr w:type="gramEnd"/>
-      <w:r>
-        <w:rPr>
-          <w:rFonts w:ascii="Times New Roman" w:eastAsia="Times New Roman" w:hAnsi="Times New Roman" w:cs="Times New Roman"/>
-          <w:sz w:val="24"/>
-          <w:szCs w:val="24"/>
-          <w:lang w:eastAsia="en-IN"/>
-        </w:rPr>
-        <w:t xml:space="preserve"> avoids 10 separate pipelines.</w:t>
+          <w:noProof/>
+          <w:sz w:val="24"/>
+          <w:szCs w:val="24"/>
+          <w:lang w:eastAsia="en-IN"/>
+        </w:rPr>
+        <w:t xml:space="preserve"> This avoids 10 separate pipelines.</w:t>
       </w:r>
     </w:p>
     <w:p>
